--- a/rus/docx/001.content.docx
+++ b/rus/docx/001.content.docx
@@ -149,7 +149,7 @@
         <w:rPr>
           <w:lang w:val="ru_RU" w:bidi="ru_RU"/>
         </w:rPr>
-        <w:t>С</w:t>
+        <w:t>П</w:t>
       </w:r>
       <w:r>
         <w:rPr>
@@ -169,7 +169,7 @@
           <w:i/>
           <w:lang w:val="ru_RU" w:bidi="ru_RU"/>
         </w:rPr>
-        <w:t>Совместные трапезы</w:t>
+        <w:t>Полное уничтожение</w:t>
       </w:r>
       <w:r>
         <w:rPr>
@@ -232,7 +232,7 @@
         <w:rPr>
           <w:lang w:val="ru_RU" w:bidi="ru_RU"/>
         </w:rPr>
-        <w:t>Совместные трапезы</w:t>
+        <w:t>Полное уничтожение</w:t>
       </w:r>
       <w:r>
         <w:rPr>
@@ -251,589 +251,15 @@
         <w:rPr>
           <w:lang w:val="ru_RU" w:bidi="ru_RU"/>
         </w:rPr>
-        <w:t>Как для фарисеев, так и для многих иудеев первого столетия, совместные трапезы воспринимались как ритуал. Благочестивые иудеи обычно придерживались множества правил, чтобы ритуально не оскверниться во время еды. Они поступали так скорее для того, чтобы показать свою приверженность Закону, а не для того, чтобы продемонстрировать своё превосходство над остальными.</w:t>
-      </w:r>
-    </w:p>
-    <w:p>
-      <w:pPr/>
-      <w:r>
-        <w:rPr>
-          <w:lang w:val="ru_RU" w:bidi="ru_RU"/>
-        </w:rPr>
+        <w:t xml:space="preserve">См. статью </w:t>
       </w:r>
       <w:r>
         <w:rPr>
+          <w:i/>
           <w:lang w:val="ru_RU" w:bidi="ru_RU"/>
         </w:rPr>
-        <w:t xml:space="preserve">Большинство иудеев соблюдали определённые заповеди, связанные с принятием пищи. Так же поступал и Иисус. Тем не менее, Он нередко намеренно ел с людьми, которые считались ритуально нечистыми или с теми, кто не очень тщательно соблюдал закон. Совместное принятие пищи могло указывать на социальное равенство между людьми или на заветные взаимоотношения между ними (сравните </w:t>
+        <w:t>Полное посвящение (заклятое)</w:t>
       </w:r>
-      <w:hyperlink r:id="rId13">
-        <w:r>
-          <w:rPr>
-            <w:lang w:val="ru_RU" w:bidi="ru_RU"/>
-          </w:rPr>
-          <w:rPr>
-            <w:color w:val="0000EE"/>
-            <w:u w:val="single"/>
-          </w:rPr>
-          <w:t>Мф.26:26–29</w:t>
-        </w:r>
-      </w:hyperlink>
-      <w:r>
-        <w:rPr>
-          <w:lang w:val="ru_RU" w:bidi="ru_RU"/>
-        </w:rPr>
-        <w:t xml:space="preserve">; </w:t>
-      </w:r>
-      <w:hyperlink r:id="rId14">
-        <w:r>
-          <w:rPr>
-            <w:lang w:val="ru_RU" w:bidi="ru_RU"/>
-          </w:rPr>
-          <w:rPr>
-            <w:color w:val="0000EE"/>
-            <w:u w:val="single"/>
-          </w:rPr>
-          <w:t>4Цар.25:27–30</w:t>
-        </w:r>
-      </w:hyperlink>
-      <w:r>
-        <w:rPr>
-          <w:lang w:val="ru_RU" w:bidi="ru_RU"/>
-        </w:rPr>
-        <w:t>). Фарисеи считали, что им следовало избегать совместных трапез с грешниками, чтобы не оскверняться. Их очень оскорбляло, когда они видели, что Иисус ел с грешниками (</w:t>
-      </w:r>
-      <w:hyperlink r:id="rId15">
-        <w:r>
-          <w:rPr>
-            <w:lang w:val="ru_RU" w:bidi="ru_RU"/>
-          </w:rPr>
-          <w:rPr>
-            <w:color w:val="0000EE"/>
-            <w:u w:val="single"/>
-          </w:rPr>
-          <w:t>Мф.9:10–11</w:t>
-        </w:r>
-      </w:hyperlink>
-      <w:r>
-        <w:rPr>
-          <w:lang w:val="ru_RU" w:bidi="ru_RU"/>
-        </w:rPr>
-        <w:t xml:space="preserve">; </w:t>
-      </w:r>
-      <w:hyperlink r:id="rId16">
-        <w:r>
-          <w:rPr>
-            <w:lang w:val="ru_RU" w:bidi="ru_RU"/>
-          </w:rPr>
-          <w:rPr>
-            <w:color w:val="0000EE"/>
-            <w:u w:val="single"/>
-          </w:rPr>
-          <w:t>11:19</w:t>
-        </w:r>
-      </w:hyperlink>
-      <w:r>
-        <w:rPr>
-          <w:lang w:val="ru_RU" w:bidi="ru_RU"/>
-        </w:rPr>
-        <w:t xml:space="preserve">; </w:t>
-      </w:r>
-      <w:hyperlink r:id="rId17">
-        <w:r>
-          <w:rPr>
-            <w:lang w:val="ru_RU" w:bidi="ru_RU"/>
-          </w:rPr>
-          <w:rPr>
-            <w:color w:val="0000EE"/>
-            <w:u w:val="single"/>
-          </w:rPr>
-          <w:t>21:28–32</w:t>
-        </w:r>
-      </w:hyperlink>
-      <w:r>
-        <w:rPr>
-          <w:lang w:val="ru_RU" w:bidi="ru_RU"/>
-        </w:rPr>
-        <w:t xml:space="preserve">; </w:t>
-      </w:r>
-      <w:hyperlink r:id="rId18">
-        <w:r>
-          <w:rPr>
-            <w:lang w:val="ru_RU" w:bidi="ru_RU"/>
-          </w:rPr>
-          <w:rPr>
-            <w:color w:val="0000EE"/>
-            <w:u w:val="single"/>
-          </w:rPr>
-          <w:t>Лк.7:36–50</w:t>
-        </w:r>
-      </w:hyperlink>
-      <w:r>
-        <w:rPr>
-          <w:lang w:val="ru_RU" w:bidi="ru_RU"/>
-        </w:rPr>
-        <w:t xml:space="preserve">; </w:t>
-      </w:r>
-      <w:hyperlink r:id="rId19">
-        <w:r>
-          <w:rPr>
-            <w:lang w:val="ru_RU" w:bidi="ru_RU"/>
-          </w:rPr>
-          <w:rPr>
-            <w:color w:val="0000EE"/>
-            <w:u w:val="single"/>
-          </w:rPr>
-          <w:t>15:1–2</w:t>
-        </w:r>
-      </w:hyperlink>
-      <w:r>
-        <w:rPr>
-          <w:lang w:val="ru_RU" w:bidi="ru_RU"/>
-        </w:rPr>
-        <w:t xml:space="preserve">; </w:t>
-      </w:r>
-      <w:hyperlink r:id="rId20">
-        <w:r>
-          <w:rPr>
-            <w:lang w:val="ru_RU" w:bidi="ru_RU"/>
-          </w:rPr>
-          <w:rPr>
-            <w:color w:val="0000EE"/>
-            <w:u w:val="single"/>
-          </w:rPr>
-          <w:t>19:1–10</w:t>
-        </w:r>
-      </w:hyperlink>
-      <w:r>
-        <w:rPr>
-          <w:lang w:val="ru_RU" w:bidi="ru_RU"/>
-        </w:rPr>
-        <w:t>).</w:t>
-      </w:r>
-    </w:p>
-    <w:p>
-      <w:pPr/>
-      <w:r>
-        <w:rPr>
-          <w:lang w:val="ru_RU" w:bidi="ru_RU"/>
-        </w:rPr>
-      </w:r>
-      <w:r>
-        <w:rPr>
-          <w:lang w:val="ru_RU" w:bidi="ru_RU"/>
-        </w:rPr>
-        <w:t>Иисус ел вместе с грешниками для того, чтобы показать им Божью благодать, Божью любовь и прощение. Он приглашал всех присоединиться к новой общине. Последний совместный ужин Иисуса (называемый «Тайной вечерей») показывает, что трапезы, которые Иисус разделял со Своими учениками, предвосхищали будущий пир в Небесном Царстве (</w:t>
-      </w:r>
-      <w:hyperlink r:id="rId21">
-        <w:r>
-          <w:rPr>
-            <w:lang w:val="ru_RU" w:bidi="ru_RU"/>
-          </w:rPr>
-          <w:rPr>
-            <w:color w:val="0000EE"/>
-            <w:u w:val="single"/>
-          </w:rPr>
-          <w:t>Мф.26:29</w:t>
-        </w:r>
-      </w:hyperlink>
-      <w:r>
-        <w:rPr>
-          <w:lang w:val="ru_RU" w:bidi="ru_RU"/>
-        </w:rPr>
-        <w:t xml:space="preserve">; см. </w:t>
-      </w:r>
-      <w:hyperlink r:id="rId22">
-        <w:r>
-          <w:rPr>
-            <w:lang w:val="ru_RU" w:bidi="ru_RU"/>
-          </w:rPr>
-          <w:rPr>
-            <w:color w:val="0000EE"/>
-            <w:u w:val="single"/>
-          </w:rPr>
-          <w:t>8:11–12</w:t>
-        </w:r>
-      </w:hyperlink>
-      <w:r>
-        <w:rPr>
-          <w:lang w:val="ru_RU" w:bidi="ru_RU"/>
-        </w:rPr>
-        <w:t>). В ранней церкви общие трапезы также играли важную роль. Эти трапезы стали частью общения между христианами и также возможностью принять участие в Вечере Господней (</w:t>
-      </w:r>
-      <w:hyperlink r:id="rId23">
-        <w:r>
-          <w:rPr>
-            <w:lang w:val="ru_RU" w:bidi="ru_RU"/>
-          </w:rPr>
-          <w:rPr>
-            <w:color w:val="0000EE"/>
-            <w:u w:val="single"/>
-          </w:rPr>
-          <w:t>Деян.2:46</w:t>
-        </w:r>
-      </w:hyperlink>
-      <w:r>
-        <w:rPr>
-          <w:lang w:val="ru_RU" w:bidi="ru_RU"/>
-        </w:rPr>
-        <w:t xml:space="preserve">; </w:t>
-      </w:r>
-      <w:hyperlink r:id="rId24">
-        <w:r>
-          <w:rPr>
-            <w:lang w:val="ru_RU" w:bidi="ru_RU"/>
-          </w:rPr>
-          <w:rPr>
-            <w:color w:val="0000EE"/>
-            <w:u w:val="single"/>
-          </w:rPr>
-          <w:t>1Кор.11:17–34</w:t>
-        </w:r>
-      </w:hyperlink>
-      <w:r>
-        <w:rPr>
-          <w:lang w:val="ru_RU" w:bidi="ru_RU"/>
-        </w:rPr>
-        <w:t>).</w:t>
-      </w:r>
-    </w:p>
-    <w:p>
-      <w:pPr/>
-      <w:r>
-        <w:rPr>
-          <w:lang w:val="ru_RU" w:bidi="ru_RU"/>
-        </w:rPr>
-      </w:r>
-      <w:r>
-        <w:rPr>
-          <w:lang w:val="ru_RU" w:bidi="ru_RU"/>
-        </w:rPr>
-        <w:t xml:space="preserve">Апостол Павел следовал примеру Иисуса и учил, что совместные трапезы между евреями и язычниками (не евреями) помогают установить добрые отношения (см. </w:t>
-      </w:r>
-      <w:hyperlink r:id="rId25">
-        <w:r>
-          <w:rPr>
-            <w:lang w:val="ru_RU" w:bidi="ru_RU"/>
-          </w:rPr>
-          <w:rPr>
-            <w:color w:val="0000EE"/>
-            <w:u w:val="single"/>
-          </w:rPr>
-          <w:t>Гал.2:11–21</w:t>
-        </w:r>
-      </w:hyperlink>
-      <w:r>
-        <w:rPr>
-          <w:lang w:val="ru_RU" w:bidi="ru_RU"/>
-        </w:rPr>
-        <w:t>). Иисус «упразднил вражду», существовавшую между евреями и язычниками (</w:t>
-      </w:r>
-      <w:hyperlink r:id="rId26">
-        <w:r>
-          <w:rPr>
-            <w:lang w:val="ru_RU" w:bidi="ru_RU"/>
-          </w:rPr>
-          <w:rPr>
-            <w:color w:val="0000EE"/>
-            <w:u w:val="single"/>
-          </w:rPr>
-          <w:t>Еф.2:14–18</w:t>
-        </w:r>
-      </w:hyperlink>
-      <w:r>
-        <w:rPr>
-          <w:lang w:val="ru_RU" w:bidi="ru_RU"/>
-        </w:rPr>
-        <w:t>). Он призывает нас к общению со всем Его народом.</w:t>
-      </w:r>
-    </w:p>
-    <w:p>
-      <w:pPr/>
-      <w:r>
-        <w:rPr>
-          <w:lang w:val="ru_RU" w:bidi="ru_RU"/>
-        </w:rPr>
-      </w:r>
-      <w:r>
-        <w:rPr>
-          <w:u w:val="single"/>
-          <w:lang w:val="ru_RU" w:bidi="ru_RU"/>
-        </w:rPr>
-        <w:t>Отрывки для дальнейшего изучения</w:t>
-      </w:r>
-    </w:p>
-    <w:p>
-      <w:pPr/>
-      <w:r>
-        <w:rPr>
-          <w:lang w:val="ru_RU" w:bidi="ru_RU"/>
-        </w:rPr>
-      </w:r>
-      <w:hyperlink r:id="rId27">
-        <w:r>
-          <w:rPr>
-            <w:lang w:val="ru_RU" w:bidi="ru_RU"/>
-          </w:rPr>
-          <w:rPr>
-            <w:color w:val="0000EE"/>
-            <w:u w:val="single"/>
-          </w:rPr>
-          <w:t>Бытие 18:1–8</w:t>
-        </w:r>
-      </w:hyperlink>
-      <w:r>
-        <w:rPr>
-          <w:lang w:val="ru_RU" w:bidi="ru_RU"/>
-        </w:rPr>
-        <w:t xml:space="preserve">; </w:t>
-      </w:r>
-      <w:hyperlink r:id="rId28">
-        <w:r>
-          <w:rPr>
-            <w:lang w:val="ru_RU" w:bidi="ru_RU"/>
-          </w:rPr>
-          <w:rPr>
-            <w:color w:val="0000EE"/>
-            <w:u w:val="single"/>
-          </w:rPr>
-          <w:t>Исход 24:9–11</w:t>
-        </w:r>
-      </w:hyperlink>
-      <w:r>
-        <w:rPr>
-          <w:lang w:val="ru_RU" w:bidi="ru_RU"/>
-        </w:rPr>
-        <w:t xml:space="preserve">; </w:t>
-      </w:r>
-      <w:hyperlink r:id="rId14">
-        <w:r>
-          <w:rPr>
-            <w:lang w:val="ru_RU" w:bidi="ru_RU"/>
-          </w:rPr>
-          <w:rPr>
-            <w:color w:val="0000EE"/>
-            <w:u w:val="single"/>
-          </w:rPr>
-          <w:t>4 Царств 25:27–30</w:t>
-        </w:r>
-      </w:hyperlink>
-      <w:r>
-        <w:rPr>
-          <w:lang w:val="ru_RU" w:bidi="ru_RU"/>
-        </w:rPr>
-        <w:t xml:space="preserve">; </w:t>
-      </w:r>
-      <w:hyperlink r:id="rId22">
-        <w:r>
-          <w:rPr>
-            <w:lang w:val="ru_RU" w:bidi="ru_RU"/>
-          </w:rPr>
-          <w:rPr>
-            <w:color w:val="0000EE"/>
-            <w:u w:val="single"/>
-          </w:rPr>
-          <w:t>От Матфея 8:11–12</w:t>
-        </w:r>
-      </w:hyperlink>
-      <w:r>
-        <w:rPr>
-          <w:lang w:val="ru_RU" w:bidi="ru_RU"/>
-        </w:rPr>
-        <w:t xml:space="preserve">; </w:t>
-      </w:r>
-      <w:hyperlink r:id="rId29">
-        <w:r>
-          <w:rPr>
-            <w:lang w:val="ru_RU" w:bidi="ru_RU"/>
-          </w:rPr>
-          <w:rPr>
-            <w:color w:val="0000EE"/>
-            <w:u w:val="single"/>
-          </w:rPr>
-          <w:t>9:10–13</w:t>
-        </w:r>
-      </w:hyperlink>
-      <w:r>
-        <w:rPr>
-          <w:lang w:val="ru_RU" w:bidi="ru_RU"/>
-        </w:rPr>
-        <w:t xml:space="preserve">; </w:t>
-      </w:r>
-      <w:hyperlink r:id="rId16">
-        <w:r>
-          <w:rPr>
-            <w:lang w:val="ru_RU" w:bidi="ru_RU"/>
-          </w:rPr>
-          <w:rPr>
-            <w:color w:val="0000EE"/>
-            <w:u w:val="single"/>
-          </w:rPr>
-          <w:t>11:19</w:t>
-        </w:r>
-      </w:hyperlink>
-      <w:r>
-        <w:rPr>
-          <w:lang w:val="ru_RU" w:bidi="ru_RU"/>
-        </w:rPr>
-        <w:t xml:space="preserve">; </w:t>
-      </w:r>
-      <w:hyperlink r:id="rId13">
-        <w:r>
-          <w:rPr>
-            <w:lang w:val="ru_RU" w:bidi="ru_RU"/>
-          </w:rPr>
-          <w:rPr>
-            <w:color w:val="0000EE"/>
-            <w:u w:val="single"/>
-          </w:rPr>
-          <w:t>26:26–29</w:t>
-        </w:r>
-      </w:hyperlink>
-      <w:r>
-        <w:rPr>
-          <w:lang w:val="ru_RU" w:bidi="ru_RU"/>
-        </w:rPr>
-        <w:t xml:space="preserve">; </w:t>
-      </w:r>
-      <w:hyperlink r:id="rId18">
-        <w:r>
-          <w:rPr>
-            <w:lang w:val="ru_RU" w:bidi="ru_RU"/>
-          </w:rPr>
-          <w:rPr>
-            <w:color w:val="0000EE"/>
-            <w:u w:val="single"/>
-          </w:rPr>
-          <w:t>От Луки 7:36–50</w:t>
-        </w:r>
-      </w:hyperlink>
-      <w:r>
-        <w:rPr>
-          <w:lang w:val="ru_RU" w:bidi="ru_RU"/>
-        </w:rPr>
-        <w:t xml:space="preserve">; </w:t>
-      </w:r>
-      <w:hyperlink r:id="rId19">
-        <w:r>
-          <w:rPr>
-            <w:lang w:val="ru_RU" w:bidi="ru_RU"/>
-          </w:rPr>
-          <w:rPr>
-            <w:color w:val="0000EE"/>
-            <w:u w:val="single"/>
-          </w:rPr>
-          <w:t>15:1–2</w:t>
-        </w:r>
-      </w:hyperlink>
-      <w:r>
-        <w:rPr>
-          <w:lang w:val="ru_RU" w:bidi="ru_RU"/>
-        </w:rPr>
-        <w:t xml:space="preserve">; </w:t>
-      </w:r>
-      <w:hyperlink r:id="rId20">
-        <w:r>
-          <w:rPr>
-            <w:lang w:val="ru_RU" w:bidi="ru_RU"/>
-          </w:rPr>
-          <w:rPr>
-            <w:color w:val="0000EE"/>
-            <w:u w:val="single"/>
-          </w:rPr>
-          <w:t>19:1–10</w:t>
-        </w:r>
-      </w:hyperlink>
-      <w:r>
-        <w:rPr>
-          <w:lang w:val="ru_RU" w:bidi="ru_RU"/>
-        </w:rPr>
-        <w:t xml:space="preserve">; </w:t>
-      </w:r>
-      <w:hyperlink r:id="rId30">
-        <w:r>
-          <w:rPr>
-            <w:lang w:val="ru_RU" w:bidi="ru_RU"/>
-          </w:rPr>
-          <w:rPr>
-            <w:color w:val="0000EE"/>
-            <w:u w:val="single"/>
-          </w:rPr>
-          <w:t>22:14–21</w:t>
-        </w:r>
-      </w:hyperlink>
-      <w:r>
-        <w:rPr>
-          <w:lang w:val="ru_RU" w:bidi="ru_RU"/>
-        </w:rPr>
-        <w:t xml:space="preserve">; </w:t>
-      </w:r>
-      <w:hyperlink r:id="rId31">
-        <w:r>
-          <w:rPr>
-            <w:lang w:val="ru_RU" w:bidi="ru_RU"/>
-          </w:rPr>
-          <w:rPr>
-            <w:color w:val="0000EE"/>
-            <w:u w:val="single"/>
-          </w:rPr>
-          <w:t>Деяния апостолов 2:46–47</w:t>
-        </w:r>
-      </w:hyperlink>
-      <w:r>
-        <w:rPr>
-          <w:lang w:val="ru_RU" w:bidi="ru_RU"/>
-        </w:rPr>
-        <w:t xml:space="preserve">; </w:t>
-      </w:r>
-      <w:hyperlink r:id="rId32">
-        <w:r>
-          <w:rPr>
-            <w:lang w:val="ru_RU" w:bidi="ru_RU"/>
-          </w:rPr>
-          <w:rPr>
-            <w:color w:val="0000EE"/>
-            <w:u w:val="single"/>
-          </w:rPr>
-          <w:t>1 Коринфянам 11:20–34</w:t>
-        </w:r>
-      </w:hyperlink>
-      <w:r>
-        <w:rPr>
-          <w:lang w:val="ru_RU" w:bidi="ru_RU"/>
-        </w:rPr>
-        <w:t xml:space="preserve">; </w:t>
-      </w:r>
-      <w:hyperlink r:id="rId33">
-        <w:r>
-          <w:rPr>
-            <w:lang w:val="ru_RU" w:bidi="ru_RU"/>
-          </w:rPr>
-          <w:rPr>
-            <w:color w:val="0000EE"/>
-            <w:u w:val="single"/>
-          </w:rPr>
-          <w:t>Галатам 2:11–16</w:t>
-        </w:r>
-      </w:hyperlink>
-      <w:r>
-        <w:rPr>
-          <w:lang w:val="ru_RU" w:bidi="ru_RU"/>
-        </w:rPr>
-        <w:t xml:space="preserve">; </w:t>
-      </w:r>
-      <w:hyperlink r:id="rId26">
-        <w:r>
-          <w:rPr>
-            <w:lang w:val="ru_RU" w:bidi="ru_RU"/>
-          </w:rPr>
-          <w:rPr>
-            <w:color w:val="0000EE"/>
-            <w:u w:val="single"/>
-          </w:rPr>
-          <w:t>Ефесянам 2:14–18</w:t>
-        </w:r>
-      </w:hyperlink>
       <w:r>
         <w:rPr>
           <w:lang w:val="ru_RU" w:bidi="ru_RU"/>

--- a/rus/docx/001.content.docx
+++ b/rus/docx/001.content.docx
@@ -150,26 +150,6 @@
           <w:lang w:val="ru_RU" w:bidi="ru_RU"/>
         </w:rPr>
         <w:t>П</w:t>
-      </w:r>
-      <w:r>
-        <w:rPr>
-          <w:lang w:val="ru_RU" w:bidi="ru_RU"/>
-        </w:rPr>
-      </w:r>
-    </w:p>
-    <w:p>
-      <w:pPr/>
-      <w:r>
-        <w:rPr>
-          <w:lang w:val="ru_RU" w:bidi="ru_RU"/>
-        </w:rPr>
-      </w:r>
-      <w:r>
-        <w:rPr>
-          <w:i/>
-          <w:lang w:val="ru_RU" w:bidi="ru_RU"/>
-        </w:rPr>
-        <w:t>Полное уничтожение</w:t>
       </w:r>
       <w:r>
         <w:rPr>

--- a/rus/docx/001.content.docx
+++ b/rus/docx/001.content.docx
@@ -19,7 +19,7 @@
         <w:rPr>
           <w:lang w:val="ru_RU" w:bidi="ru_RU"/>
         </w:rPr>
-        <w:t>Resource: Study Notes - Themes (Tyndale)</w:t>
+        <w:t>Resource: Tyndale Open Study Notes</w:t>
       </w:r>
       <w:r>
         <w:rPr>
@@ -112,7 +112,7 @@
         <w:rPr>
           <w:lang w:val="ru_RU" w:bidi="ru_RU"/>
         </w:rPr>
-        <w:t>Study Notes - Themes (Tyndale)</w:t>
+        <w:t>Tyndale Open Study Notes</w:t>
       </w:r>
     </w:p>
     <w:p>

--- a/rus/docx/001.content.docx
+++ b/rus/docx/001.content.docx
@@ -19,7 +19,7 @@
         <w:rPr>
           <w:lang w:val="ru_RU" w:bidi="ru_RU"/>
         </w:rPr>
-        <w:t>Resource: Tyndale Open Study Notes</w:t>
+        <w:t>Resource: Aquifer Open Study Notes (Themes)</w:t>
       </w:r>
       <w:r>
         <w:rPr>
@@ -112,7 +112,7 @@
         <w:rPr>
           <w:lang w:val="ru_RU" w:bidi="ru_RU"/>
         </w:rPr>
-        <w:t>Tyndale Open Study Notes</w:t>
+        <w:t>Aquifer Open Study Notes (Themes)</w:t>
       </w:r>
     </w:p>
     <w:p>
